--- a/rus/docx/44.content.docx
+++ b/rus/docx/44.content.docx
@@ -539,18 +539,12 @@
         </w:rPr>
         <w:t>первое путешествие (</w:t>
       </w:r>
-      <w:hyperlink r:id="rId13">
-        <w:r>
-          <w:rPr>
-            <w:lang w:val="ru_RU" w:bidi="ru_RU"/>
-          </w:rPr>
-          <w:rPr>
-            <w:color w:val="0000EE"/>
-            <w:u w:val="single"/>
-          </w:rPr>
-          <w:t>Деян.13–14</w:t>
-        </w:r>
-      </w:hyperlink>
+      <w:r>
+        <w:rPr>
+          <w:lang w:val="ru_RU" w:bidi="ru_RU"/>
+        </w:rPr>
+        <w:t>Деян.13–14</w:t>
+      </w:r>
       <w:r>
         <w:rPr>
           <w:lang w:val="ru_RU" w:bidi="ru_RU"/>
@@ -575,18 +569,12 @@
         </w:rPr>
         <w:t>второе путешествие (</w:t>
       </w:r>
-      <w:hyperlink r:id="rId14">
-        <w:r>
-          <w:rPr>
-            <w:lang w:val="ru_RU" w:bidi="ru_RU"/>
-          </w:rPr>
-          <w:rPr>
-            <w:color w:val="0000EE"/>
-            <w:u w:val="single"/>
-          </w:rPr>
-          <w:t>Деян.15:36–18:22</w:t>
-        </w:r>
-      </w:hyperlink>
+      <w:r>
+        <w:rPr>
+          <w:lang w:val="ru_RU" w:bidi="ru_RU"/>
+        </w:rPr>
+        <w:t>Деян.15:36–18:22</w:t>
+      </w:r>
       <w:r>
         <w:rPr>
           <w:lang w:val="ru_RU" w:bidi="ru_RU"/>
@@ -611,18 +599,12 @@
         </w:rPr>
         <w:t>третье путешествие (</w:t>
       </w:r>
-      <w:hyperlink r:id="rId15">
-        <w:r>
-          <w:rPr>
-            <w:lang w:val="ru_RU" w:bidi="ru_RU"/>
-          </w:rPr>
-          <w:rPr>
-            <w:color w:val="0000EE"/>
-            <w:u w:val="single"/>
-          </w:rPr>
-          <w:t>Деян.18:23–20:38</w:t>
-        </w:r>
-      </w:hyperlink>
+      <w:r>
+        <w:rPr>
+          <w:lang w:val="ru_RU" w:bidi="ru_RU"/>
+        </w:rPr>
+        <w:t>Деян.18:23–20:38</w:t>
+      </w:r>
       <w:r>
         <w:rPr>
           <w:lang w:val="ru_RU" w:bidi="ru_RU"/>
@@ -647,18 +629,12 @@
         </w:rPr>
         <w:t>четвёртое путешествие (</w:t>
       </w:r>
-      <w:hyperlink r:id="rId16">
-        <w:r>
-          <w:rPr>
-            <w:lang w:val="ru_RU" w:bidi="ru_RU"/>
-          </w:rPr>
-          <w:rPr>
-            <w:color w:val="0000EE"/>
-            <w:u w:val="single"/>
-          </w:rPr>
-          <w:t>Деян.27–28</w:t>
-        </w:r>
-      </w:hyperlink>
+      <w:r>
+        <w:rPr>
+          <w:lang w:val="ru_RU" w:bidi="ru_RU"/>
+        </w:rPr>
+        <w:t>Деян.27–28</w:t>
+      </w:r>
       <w:r>
         <w:rPr>
           <w:lang w:val="ru_RU" w:bidi="ru_RU"/>
